--- a/packages/document-engine/templates/fire/1.8_fire_decision_waste.docx
+++ b/packages/document-engine/templates/fire/1.8_fire_decision_waste.docx
@@ -554,7 +554,7 @@
           <w:ilvl w:val="0"/>
           <w:numId w:val="3"/>
         </w:numPr>
-        <w:spacing w:before="0" w:after="40"/>
+        <w:spacing w:before="0" w:after="120"/>
         <w:jc w:val="left"/>
         <w:rPr>
           <w:rFonts w:ascii="Arial" w:hAnsi="Arial" w:cs="Arial"/>
@@ -817,7 +817,7 @@
         <w:pStyle w:val="Normal"/>
         <w:keepNext w:val="false"/>
         <w:widowControl/>
-        <w:spacing w:before="0" w:after="480"/>
+        <w:spacing w:before="0" w:after="120"/>
         <w:ind w:hanging="0" w:left="0" w:right="0"/>
         <w:jc w:val="center"/>
         <w:rPr>
@@ -1778,7 +1778,7 @@
     <w:pPr>
       <w:pStyle w:val="Footer"/>
       <w:spacing w:before="60" w:after="0"/>
-      <w:ind w:hanging="0" w:left="0"/>
+      <w:ind w:hanging="0" w:left="0" w:right="0"/>
       <w:jc w:val="center"/>
       <w:rPr>
         <w:rFonts w:ascii="Arial" w:hAnsi="Arial" w:eastAsia="Arial" w:cs="Arial"/>

--- a/packages/document-engine/templates/fire/1.8_fire_decision_waste.docx
+++ b/packages/document-engine/templates/fire/1.8_fire_decision_waste.docx
@@ -2052,7 +2052,7 @@
   <w:abstractNum w:abstractNumId="3">
     <w:lvl w:ilvl="0">
       <w:numFmt w:val="bullet"/>
-      <w:lvlText w:val="-"/>
+      <w:lvlText w:val="–"/>
       <w:lvlJc w:val="left"/>
       <w:pPr>
         <w:tabs>
@@ -2164,7 +2164,7 @@
   <w:abstractNum w:abstractNumId="4">
     <w:lvl w:ilvl="0">
       <w:numFmt w:val="bullet"/>
-      <w:lvlText w:val="-"/>
+      <w:lvlText w:val="–"/>
       <w:lvlJc w:val="left"/>
       <w:pPr>
         <w:tabs>

--- a/packages/document-engine/templates/fire/1.8_fire_decision_waste.docx
+++ b/packages/document-engine/templates/fire/1.8_fire_decision_waste.docx
@@ -111,19 +111,19 @@
           <w:szCs w:val="20"/>
           <w:lang w:val="ro-RO"/>
         </w:rPr>
-        <w:t>OMAI 163/2007 – Art. 24 lit. b) și Art. 87, {{cl</w:t>
-      </w:r>
-      <w:r>
-        <w:rPr>
-          <w:rFonts w:eastAsia="Arial" w:cs="Arial" w:ascii="Arial" w:hAnsi="Arial"/>
-          <w:color w:val="auto"/>
-          <w:spacing w:val="0"/>
-          <w:w w:val="100"/>
-          <w:sz w:val="20"/>
-          <w:szCs w:val="20"/>
-          <w:lang w:val="ro-RO"/>
-        </w:rPr>
-        <w:t xml:space="preserve">ient.representativeName}}, în calitate de {{client.representativeRole}} în </w:t>
+        <w:t>OMAI 163/2007 – art. 24 lit. b) și art. 87, {{cl</w:t>
+      </w:r>
+      <w:r>
+        <w:rPr>
+          <w:rFonts w:eastAsia="Arial" w:cs="Arial" w:ascii="Arial" w:hAnsi="Arial"/>
+          <w:color w:val="auto"/>
+          <w:spacing w:val="0"/>
+          <w:w w:val="100"/>
+          <w:sz w:val="20"/>
+          <w:szCs w:val="20"/>
+          <w:lang w:val="ro-RO"/>
+        </w:rPr>
+        <w:t xml:space="preserve">ient.representativeName}}, în calitate de {{fire.representativeRoleRunOn}} </w:t>
       </w:r>
       <w:r>
         <w:rPr>
@@ -136,19 +136,19 @@
           <w:szCs w:val="20"/>
           <w:lang w:val="ro-RO"/>
         </w:rPr>
-        <w:t>cadrul {{client.</w:t>
-      </w:r>
-      <w:r>
-        <w:rPr>
-          <w:rFonts w:eastAsia="Arial" w:cs="Arial" w:ascii="Arial" w:hAnsi="Arial"/>
-          <w:color w:val="auto"/>
-          <w:spacing w:val="0"/>
-          <w:w w:val="100"/>
-          <w:sz w:val="20"/>
-          <w:szCs w:val="20"/>
-          <w:lang w:val="ro-RO"/>
-        </w:rPr>
-        <w:t>legalName}}, începând cu data de {{issueDate}},</w:t>
+        <w:t>în cadrul {{clie</w:t>
+      </w:r>
+      <w:r>
+        <w:rPr>
+          <w:rFonts w:eastAsia="Arial" w:cs="Arial" w:ascii="Arial" w:hAnsi="Arial"/>
+          <w:color w:val="auto"/>
+          <w:spacing w:val="0"/>
+          <w:w w:val="100"/>
+          <w:sz w:val="20"/>
+          <w:szCs w:val="20"/>
+          <w:lang w:val="ro-RO"/>
+        </w:rPr>
+        <w:t>nt.legalName}}, începând cu data de {{issueDate}},</w:t>
       </w:r>
     </w:p>
     <w:p>
@@ -201,7 +201,7 @@
           <w:szCs w:val="20"/>
           <w:lang w:val="ro-RO"/>
         </w:rPr>
-        <w:t>Modul de colectare a deșeurilor, reziduurilor și ambalajelor combustibile, precum și distrugerea acestora, astfel:</w:t>
+        <w:t>Modul de colectare a deșeurilor, reziduurilor și ambalajelor combustibile, precum și de distrugere a acestora, astfel:</w:t>
       </w:r>
     </w:p>
     <w:p>
@@ -285,7 +285,7 @@
           <w:szCs w:val="20"/>
           <w:lang w:val="ro-RO"/>
         </w:rPr>
-        <w:t>Se colectează:</w:t>
+        <w:t>Se colectează următoarele deșeuri:</w:t>
       </w:r>
     </w:p>
     <w:p>
@@ -718,7 +718,7 @@
           <w:szCs w:val="20"/>
           <w:lang w:val="ro-RO"/>
         </w:rPr>
-        <w:t xml:space="preserve">tor.jobTitle}} </w:t>
+        <w:t>tor.jobTitleRun</w:t>
       </w:r>
       <w:r>
         <w:rPr>
@@ -731,19 +731,19 @@
           <w:szCs w:val="20"/>
           <w:lang w:val="ro-RO"/>
         </w:rPr>
-        <w:t>în cadrul {{clie</w:t>
-      </w:r>
-      <w:r>
-        <w:rPr>
-          <w:rFonts w:eastAsia="Arial" w:cs="Arial" w:ascii="Arial" w:hAnsi="Arial"/>
-          <w:color w:val="auto"/>
-          <w:spacing w:val="0"/>
-          <w:w w:val="100"/>
-          <w:sz w:val="20"/>
-          <w:szCs w:val="20"/>
-          <w:lang w:val="ro-RO"/>
-        </w:rPr>
-        <w:t>nt.legalName}}.</w:t>
+        <w:t>On}} în cadrul {</w:t>
+      </w:r>
+      <w:r>
+        <w:rPr>
+          <w:rFonts w:eastAsia="Arial" w:cs="Arial" w:ascii="Arial" w:hAnsi="Arial"/>
+          <w:color w:val="auto"/>
+          <w:spacing w:val="0"/>
+          <w:w w:val="100"/>
+          <w:sz w:val="20"/>
+          <w:szCs w:val="20"/>
+          <w:lang w:val="ro-RO"/>
+        </w:rPr>
+        <w:t>{client.legalName}}.</w:t>
       </w:r>
     </w:p>
     <w:p>
@@ -865,7 +865,7 @@
           <w:szCs w:val="20"/>
           <w:lang w:val="ro-RO"/>
         </w:rPr>
-        <w:t>PROCES VERBAL DE LUARE LA CUNOȘTINȚĂ</w:t>
+        <w:t>PROCES-VERBAL DE LUARE DE CUNOȘTINȚĂ</w:t>
       </w:r>
     </w:p>
     <w:p>
@@ -944,19 +944,19 @@
           <w:szCs w:val="20"/>
           <w:lang w:val="ro-RO"/>
         </w:rPr>
-        <w:t>, nr. {{fire.dec</w:t>
-      </w:r>
-      <w:r>
-        <w:rPr>
-          <w:rFonts w:eastAsia="Arial" w:cs="Arial" w:ascii="Arial" w:hAnsi="Arial"/>
-          <w:color w:val="auto"/>
-          <w:spacing w:val="0"/>
-          <w:w w:val="100"/>
-          <w:sz w:val="20"/>
-          <w:szCs w:val="20"/>
-          <w:lang w:val="ro-RO"/>
-        </w:rPr>
-        <w:t>isionNumbers.waste}} din {{issueDate}}.</w:t>
+        <w:t xml:space="preserve"> nr. {{fire.deci</w:t>
+      </w:r>
+      <w:r>
+        <w:rPr>
+          <w:rFonts w:eastAsia="Arial" w:cs="Arial" w:ascii="Arial" w:hAnsi="Arial"/>
+          <w:color w:val="auto"/>
+          <w:spacing w:val="0"/>
+          <w:w w:val="100"/>
+          <w:sz w:val="20"/>
+          <w:szCs w:val="20"/>
+          <w:lang w:val="ro-RO"/>
+        </w:rPr>
+        <w:t>sionNumbers.waste}} din {{issueDate}}.</w:t>
       </w:r>
     </w:p>
     <w:tbl>
@@ -1019,7 +1019,7 @@
                 <w:szCs w:val="20"/>
                 <w:lang w:val="ro-RO"/>
               </w:rPr>
-              <w:t>Nr. Crt.</w:t>
+              <w:t>Nr. crt.</w:t>
             </w:r>
           </w:p>
         </w:tc>

--- a/packages/document-engine/templates/fire/1.8_fire_decision_waste.docx
+++ b/packages/document-engine/templates/fire/1.8_fire_decision_waste.docx
@@ -629,7 +629,7 @@
           <w:szCs w:val="20"/>
           <w:lang w:val="ro-RO"/>
         </w:rPr>
-        <w:t>De modul de colectare și neutralizare a deșeurilor răspund lucrătorii aflați la program din cadrul unității și {{#fire.waste.contractor}}{{fire.waste.contractor}}, firmă autorizată în acest domeniu{{/fire.waste.contractor}}{{^fire.waste.contractor}}firma contractată, autorizată în acest domeniu{{/fire.waste.contractor}}.</w:t>
+        <w:t>De modul de colectare și neutralizare a deșeurilor răspund {{#fire.waste.collectors}}{{fire.waste.collectors}}{{/fire.waste.collectors}}{{^fire.waste.collectors}}lucrătorii aflați la program din cadrul unității{{/fire.waste.collectors}} și {{#fire.waste.contractor}}{{fire.waste.contractor}}, firmă autorizată în acest domeniu{{/fire.waste.contractor}}{{^fire.waste.contractor}}firma contractată, autorizată în acest domeniu{{/fire.waste.contractor}}.</w:t>
       </w:r>
     </w:p>
     <w:p>
